--- a/Project_Synopsis_CLV_Prediction.docx
+++ b/Project_Synopsis_CLV_Prediction.docx
@@ -14,7 +14,7 @@
           <w:color w:val="3D1A6E"/>
           <w:sz w:val="36"/>
         </w:rPr>
-        <w:t>Project Synopsis — Submission Template</w:t>
+        <w:t>Project Synopsis</w:t>
       </w:r>
     </w:p>
     <w:p>
@@ -493,7 +493,7 @@
           <w:rFonts w:ascii="Arial" w:hAnsi="Arial"/>
           <w:sz w:val="20"/>
         </w:rPr>
-        <w:t xml:space="preserve">I built a Python solution in two parts. Part 1 (clv_pipeline.py) audits and cleans the 500-customer dataset, explores it with six charts and builds RFM and regression models. The audit found that the file is synthetic: total_spend equals frequency x recency_days in every row and the segment label is random. Part 2 (clv_bgnbd.py) generates 5,000 customers and 30,318 transactions over three years, fits BG/NBD (Lifetimes) and Gamma-Gamma, validates them on a held-out final year, and compares them with gradient boosting. Customers are grouped into five retention actions using the probability of being active and 12-month CLV. Technology: Pandas, Scikit-learn, Lifetimes, Matplotlib.</w:t>
+        <w:t xml:space="preserve">I built a Python solution in two parts. Part 1 (clv_pipeline.py) audits and cleans the 500-customer dataset, explores it with six charts and builds RFM and regression models. The audit found that the file is synthetic: total_spend equals frequency x recency_days in every row and the segment label is random. Part 2 (clv_bgnbd.py) generates 5,000 customers and 31,256 transactions over three years (3% labelled anomalies, detected and removed), fits BG/NBD (Lifetimes) and Gamma-Gamma, validates them on a held-out final year, and compares them with gradient boosting. Customers are grouped into five retention actions using the probability of being active and 12-month CLV. Technology: Pandas, Scikit-learn, Lifetimes, Matplotlib; experiments tracked in MLflow.</w:t>
       </w:r>
     </w:p>
     <w:p>
@@ -512,6 +512,7 @@
     </w:p>
     <w:p>
       <w:pPr>
+        <w:keepNext/>
         <w:spacing w:after="100"/>
       </w:pPr>
       <w:r>
@@ -563,6 +564,7 @@
     </w:p>
     <w:p>
       <w:pPr>
+        <w:keepNext/>
         <w:spacing w:after="100"/>
       </w:pPr>
       <w:r>
@@ -703,7 +705,7 @@
           <w:rFonts w:ascii="Arial" w:hAnsi="Arial"/>
           <w:sz w:val="20"/>
         </w:rPr>
-        <w:t xml:space="preserve">Lifetimes (BG/NBD, Gamma-Gamma); Scikit-learn gradient boosting and Ridge regression</w:t>
+        <w:t xml:space="preserve">Lifetimes (BG/NBD, Gamma-Gamma); Scikit-learn gradient boosting and Ridge regression; MLflow for experiment tracking</w:t>
       </w:r>
     </w:p>
     <w:p>
@@ -797,7 +799,7 @@
           <w:rFonts w:ascii="Arial" w:hAnsi="Arial"/>
           <w:sz w:val="20"/>
         </w:rPr>
-        <w:t xml:space="preserve">500 customers in dataset.csv; 30,318 transactions for 5,000 customers in transactions.csv</w:t>
+        <w:t xml:space="preserve">500 customers in dataset.csv; 31,256 transactions (5,000 customers) in transactions.csv</w:t>
       </w:r>
     </w:p>
     <w:p>
@@ -817,7 +819,7 @@
           <w:rFonts w:ascii="Arial" w:hAnsi="Arial"/>
           <w:sz w:val="20"/>
         </w:rPr>
-        <w:t xml:space="preserve">8 in dataset.csv; 3 in transactions.csv</w:t>
+        <w:t xml:space="preserve">8 in dataset.csv; 5 in transactions.csv</w:t>
       </w:r>
     </w:p>
     <w:p>
@@ -837,7 +839,7 @@
           <w:rFonts w:ascii="Arial" w:hAnsi="Arial"/>
           <w:sz w:val="20"/>
         </w:rPr>
-        <w:t xml:space="preserve">frequency, recency_days, avg_order_value, total_spend, clv_predicted (transactions.csv: customer_id, purchase_ts, order_value)</w:t>
+        <w:t xml:space="preserve">frequency, recency_days, avg_order_value, total_spend, clv_predicted (transactions.csv: customer_id, purchase_ts, order_value, is_anomaly, anomaly_detected)</w:t>
       </w:r>
     </w:p>
     <w:p>
@@ -857,7 +859,7 @@
           <w:rFonts w:ascii="Arial" w:hAnsi="Arial"/>
           <w:sz w:val="20"/>
         </w:rPr>
-        <w:t xml:space="preserve">Simulated transaction data (3 years, from the Dataset Generation Prompt); both datasets are synthetic</w:t>
+        <w:t xml:space="preserve">Simulated transaction data (3 years, 3% labelled anomalies, from the Dataset Generation Prompt); both datasets are synthetic</w:t>
       </w:r>
     </w:p>
     <w:p>
@@ -891,7 +893,7 @@
           <w:rFonts w:ascii="Arial" w:hAnsi="Arial"/>
           <w:sz w:val="20"/>
         </w:rPr>
-        <w:t xml:space="preserve">BG/NBD predicted 10,789 repeat purchases in the held-out year against 10,445 actual (+3.3%); correlation per customer 0.75. Gamma-Gamma order value 1,558 predicted vs 1,512 actual (+3.1%).</w:t>
+        <w:t xml:space="preserve">BG/NBD predicted 10,765 repeat purchases in the held-out year against 10,432 actual (+3.2%); correlation per customer 0.75. Gamma-Gamma order value 1,534 predicted vs 1,498 actual (+2.5%).</w:t>
       </w:r>
     </w:p>
     <w:p>
@@ -911,7 +913,7 @@
           <w:rFonts w:ascii="Arial" w:hAnsi="Arial"/>
           <w:sz w:val="20"/>
         </w:rPr>
-        <w:t xml:space="preserve">R-squared 0.574 and MAE 2,639 for BG/NBD + Gamma-Gamma, against 0.523 and 2,789 for gradient boosting on RFM features, predicting holdout-year spend.</w:t>
+        <w:t xml:space="preserve">R-squared 0.606 and MAE 2,444 for BG/NBD + Gamma-Gamma, against 0.513 and 2,748 for gradient boosting on RFM features, predicting holdout-year spend.</w:t>
       </w:r>
     </w:p>
     <w:p>
@@ -931,7 +933,7 @@
           <w:rFonts w:ascii="Arial" w:hAnsi="Arial"/>
           <w:sz w:val="20"/>
         </w:rPr>
-        <w:t xml:space="preserve">The top 10% of customers ranked by BG/NBD CLV capture 50.4% of next-year spend (47.3% for gradient boosting; about 10% at random).</w:t>
+        <w:t xml:space="preserve">The top 10% of customers ranked by BG/NBD CLV capture 52.2% of next-year spend (47.1% for gradient boosting; about 10% at random).</w:t>
       </w:r>
     </w:p>
     <w:p>
@@ -951,7 +953,7 @@
           <w:rFonts w:ascii="Arial" w:hAnsi="Arial"/>
           <w:sz w:val="20"/>
         </w:rPr>
-        <w:t xml:space="preserve">Total predicted 12-month CLV is about 12.1 million; the top 5% (250 customers) hold 42.5%. 1,238 customers (25%) are probably lapsed but hold only 2% of value, so only cheap reactivation is justified. Caution: the data are simulated from the same model family, so results validate the method and code, not performance on real customers. On the 500-row file, gradient boosting R-squared is 0.947, but this comes from the synthetic formula in that file.</w:t>
+        <w:t xml:space="preserve">Total predicted 12-month CLV is about 12.0 million; the top 5% (250 customers) hold 42.4%. 1,236 customers (25%) are probably lapsed but hold only 2% of value, so only cheap reactivation is justified. Caution: the data are simulated from the same model family, so results validate the method and code, not performance on real customers. On the 500-row file, gradient boosting R-squared is 0.947, but this comes from the synthetic formula in that file.</w:t>
       </w:r>
     </w:p>
     <w:p>
@@ -1005,7 +1007,7 @@
           <w:rFonts w:ascii="Arial" w:hAnsi="Arial"/>
           <w:sz w:val="20"/>
         </w:rPr>
-        <w:t xml:space="preserve">BG/NBD needs transaction-level data, which dataset.csv does not have. Resolution: generated 30,318 simulated transactions for 5,000 customers and used a time-based split (two years to fit, last year to test).</w:t>
+        <w:t xml:space="preserve">BG/NBD needs transaction-level data, which dataset.csv does not have. Resolution: generated simulated transactions for 5,000 customers (with 3% labelled anomalies that a label-free rule detected and removed) and used a time-based split (two years to fit, last year to test).</w:t>
       </w:r>
     </w:p>
     <w:p>
@@ -1059,7 +1061,7 @@
           <w:rFonts w:ascii="Arial" w:hAnsi="Arial"/>
           <w:sz w:val="20"/>
         </w:rPr>
-        <w:t xml:space="preserve">Fader, P. S., Hardie, B. G. S. and Lee, K. L. (2005). Counting Your Customers the Easy Way: An Alternative to the Pareto/NBD Model. Marketing Science, 24(2), 275-284.</w:t>
+        <w:t xml:space="preserve">Fader, P. S., Hardie, B. G. S. and Lee, K. L. (2005). Counting Your Customers the Easy Way: An Alternative to the Pareto/NBD Model. Marketing Science, 24(2), 275-284. doi:10.1287/mksc.1040.0098</w:t>
       </w:r>
     </w:p>
     <w:p>
@@ -1079,7 +1081,7 @@
           <w:rFonts w:ascii="Arial" w:hAnsi="Arial"/>
           <w:sz w:val="20"/>
         </w:rPr>
-        <w:t xml:space="preserve">Fader, P. S. and Hardie, B. G. S. (2013). The Gamma-Gamma Model of Monetary Value. Technical note.</w:t>
+        <w:t xml:space="preserve">Fader, P. S. and Hardie, B. G. S. (2013). The Gamma-Gamma Model of Monetary Value. Technical note, brucehardie.com/notes/025.</w:t>
       </w:r>
     </w:p>
     <w:p>
@@ -1099,7 +1101,7 @@
           <w:rFonts w:ascii="Arial" w:hAnsi="Arial"/>
           <w:sz w:val="20"/>
         </w:rPr>
-        <w:t xml:space="preserve">Pedregosa, F. et al. (2011). Scikit-learn: Machine Learning in Python. Journal of Machine Learning Research, 12, 2825-2830.</w:t>
+        <w:t xml:space="preserve">Pedregosa, F. et al. (2011). Scikit-learn: Machine Learning in Python. Journal of Machine Learning Research, 12, 2825-2830. jmlr.org/papers/v12/pedregosa11a.html</w:t>
       </w:r>
     </w:p>
     <w:p>
